--- a/Knowledge/3-Work knowledge/1-Software Engineering/2-Testing/5-My Source/1-ISTQB Foundation Level/5-Test Management/4-Types of Testing Metrics/5-Effort & Cost Metrics.docx
+++ b/Knowledge/3-Work knowledge/1-Software Engineering/2-Testing/5-My Source/1-ISTQB Foundation Level/5-Test Management/4-Types of Testing Metrics/5-Effort & Cost Metrics.docx
@@ -31,51 +31,77 @@
       </w:pPr>
       <w:r>
         <w:rPr>
-          <w:b/>
-          <w:shd w:val="clear" w:color="auto" w:fill="B7B7B7"/>
-        </w:rPr>
-        <w:t># Source</w:t>
-      </w:r>
-      <w:r>
-        <w:rPr>
-          <w:shd w:val="clear" w:color="auto" w:fill="B7B7B7"/>
-        </w:rPr>
-        <w:t xml:space="preserve">: </w:t>
-      </w:r>
-      <w:r>
-        <w:rPr>
-          <w:b/>
-          <w:shd w:val="clear" w:color="auto" w:fill="B7B7B7"/>
-        </w:rPr>
-        <w:t xml:space="preserve">Chatgpt </w:t>
-      </w:r>
-      <w:r>
-        <w:rPr>
-          <w:b/>
-          <w:sz w:val="14"/>
-          <w:szCs w:val="14"/>
-          <w:shd w:val="clear" w:color="auto" w:fill="B7B7B7"/>
-        </w:rPr>
-        <w:t>(GPT</w:t>
-      </w:r>
-      <w:r>
-        <w:rPr>
-          <w:rFonts w:ascii="Cambria Math" w:hAnsi="Cambria Math" w:cs="Cambria Math"/>
-          <w:b/>
-          <w:sz w:val="14"/>
-          <w:szCs w:val="14"/>
-          <w:shd w:val="clear" w:color="auto" w:fill="B7B7B7"/>
+          <w:rFonts w:ascii="Arial" w:eastAsia="Arial" w:hAnsi="Arial" w:cs="Arial"/>
+          <w:b/>
+          <w:color w:val="000000"/>
+          <w:sz w:val="18"/>
+          <w:highlight w:val="lightGray"/>
+        </w:rPr>
+        <w:t># Source: AI Source: Provided by: [Data Path</w:t>
+      </w:r>
+      <w:r>
+        <w:rPr>
+          <w:rFonts w:ascii="Arial" w:eastAsia="Arial" w:hAnsi="Arial" w:cs="Arial"/>
+          <w:color w:val="000000"/>
+          <w:sz w:val="18"/>
+          <w:highlight w:val="lightGray"/>
+        </w:rPr>
+        <w:t xml:space="preserve">: Persons Table -&gt; ID Column: 1, Name_En Column: Motasem Essam] -&gt; </w:t>
+      </w:r>
+      <w:r>
+        <w:rPr>
+          <w:rFonts w:ascii="Arial" w:eastAsia="Arial" w:hAnsi="Arial" w:cs="Arial"/>
+          <w:b/>
+          <w:color w:val="000000"/>
+          <w:sz w:val="18"/>
+          <w:highlight w:val="lightGray"/>
+        </w:rPr>
+        <w:t>From:</w:t>
+      </w:r>
+      <w:r>
+        <w:rPr>
+          <w:rFonts w:ascii="Arial" w:eastAsia="Arial" w:hAnsi="Arial" w:cs="Arial"/>
+          <w:color w:val="000000"/>
+          <w:sz w:val="18"/>
+          <w:highlight w:val="lightGray"/>
+        </w:rPr>
+        <w:t xml:space="preserve"> [Chatgpt (GPT</w:t>
+      </w:r>
+      <w:r>
+        <w:rPr>
+          <w:rFonts w:ascii="Arial" w:eastAsia="Arial" w:hAnsi="Arial" w:cs="Cambria Math"/>
+          <w:color w:val="000000"/>
+          <w:sz w:val="18"/>
+          <w:highlight w:val="lightGray"/>
         </w:rPr>
         <w:t>‑</w:t>
       </w:r>
       <w:r>
         <w:rPr>
-          <w:b/>
-          <w:sz w:val="14"/>
-          <w:szCs w:val="14"/>
-          <w:shd w:val="clear" w:color="auto" w:fill="B7B7B7"/>
-        </w:rPr>
-        <w:t>5 Mini) at [8/18/2025]</w:t>
+          <w:rFonts w:ascii="Arial" w:eastAsia="Arial" w:hAnsi="Arial" w:cs="Arial"/>
+          <w:color w:val="000000"/>
+          <w:sz w:val="18"/>
+          <w:highlight w:val="lightGray"/>
+        </w:rPr>
+        <w:t xml:space="preserve">5 Mini)] </w:t>
+      </w:r>
+      <w:r>
+        <w:rPr>
+          <w:rFonts w:ascii="Arial" w:eastAsia="Arial" w:hAnsi="Arial" w:cs="Arial"/>
+          <w:b/>
+          <w:color w:val="000000"/>
+          <w:sz w:val="18"/>
+          <w:highlight w:val="lightGray"/>
+        </w:rPr>
+        <w:t>on</w:t>
+      </w:r>
+      <w:r>
+        <w:rPr>
+          <w:rFonts w:ascii="Arial" w:eastAsia="Arial" w:hAnsi="Arial"/>
+          <w:sz w:val="18"/>
+          <w:highlight w:val="lightGray"/>
+        </w:rPr>
+        <w:t xml:space="preserve"> [8/18/2025]</w:t>
       </w:r>
     </w:p>
     <w:p>
@@ -160,7 +186,7 @@
           <w:ilvl w:val="0"/>
           <w:numId w:val="6"/>
         </w:numPr>
-        <w:spacing w:before="240"/>
+        <w:spacing w:before="240" w:after="0" w:line="276" w:lineRule="auto"/>
         <w:rPr>
           <w:rFonts w:ascii="Roboto Mono" w:eastAsia="Roboto Mono" w:hAnsi="Roboto Mono" w:cs="Roboto Mono"/>
         </w:rPr>
@@ -184,6 +210,7 @@
           <w:ilvl w:val="0"/>
           <w:numId w:val="6"/>
         </w:numPr>
+        <w:spacing w:after="0" w:line="276" w:lineRule="auto"/>
         <w:rPr>
           <w:rFonts w:ascii="Roboto Mono" w:eastAsia="Roboto Mono" w:hAnsi="Roboto Mono" w:cs="Roboto Mono"/>
         </w:rPr>
@@ -207,7 +234,7 @@
           <w:ilvl w:val="0"/>
           <w:numId w:val="6"/>
         </w:numPr>
-        <w:spacing w:after="240"/>
+        <w:spacing w:after="240" w:line="276" w:lineRule="auto"/>
         <w:rPr>
           <w:rFonts w:ascii="Roboto Mono" w:eastAsia="Roboto Mono" w:hAnsi="Roboto Mono" w:cs="Roboto Mono"/>
         </w:rPr>
@@ -227,7 +254,7 @@
     </w:p>
     <w:p>
       <w:r>
-        <w:pict w14:anchorId="0D478A43">
+        <w:pict w14:anchorId="6F379586">
           <v:rect id="_x0000_i1025" style="width:0;height:1.5pt" o:hralign="center" o:hrstd="t" o:hr="t" fillcolor="#a0a0a0" stroked="f"/>
         </w:pict>
       </w:r>
@@ -263,51 +290,77 @@
       </w:pPr>
       <w:r>
         <w:rPr>
-          <w:b/>
-          <w:shd w:val="clear" w:color="auto" w:fill="B7B7B7"/>
-        </w:rPr>
-        <w:t># Source</w:t>
-      </w:r>
-      <w:r>
-        <w:rPr>
-          <w:shd w:val="clear" w:color="auto" w:fill="B7B7B7"/>
-        </w:rPr>
-        <w:t xml:space="preserve">: </w:t>
-      </w:r>
-      <w:r>
-        <w:rPr>
-          <w:b/>
-          <w:shd w:val="clear" w:color="auto" w:fill="B7B7B7"/>
-        </w:rPr>
-        <w:t xml:space="preserve">Chatgpt </w:t>
-      </w:r>
-      <w:r>
-        <w:rPr>
-          <w:b/>
-          <w:sz w:val="14"/>
-          <w:szCs w:val="14"/>
-          <w:shd w:val="clear" w:color="auto" w:fill="B7B7B7"/>
-        </w:rPr>
-        <w:t>(GPT</w:t>
-      </w:r>
-      <w:r>
-        <w:rPr>
-          <w:rFonts w:ascii="Cambria Math" w:hAnsi="Cambria Math" w:cs="Cambria Math"/>
-          <w:b/>
-          <w:sz w:val="14"/>
-          <w:szCs w:val="14"/>
-          <w:shd w:val="clear" w:color="auto" w:fill="B7B7B7"/>
+          <w:rFonts w:ascii="Arial" w:eastAsia="Arial" w:hAnsi="Arial" w:cs="Arial"/>
+          <w:b/>
+          <w:color w:val="000000"/>
+          <w:sz w:val="18"/>
+          <w:highlight w:val="lightGray"/>
+        </w:rPr>
+        <w:t># Source: AI Source: Provided by: [Data Path</w:t>
+      </w:r>
+      <w:r>
+        <w:rPr>
+          <w:rFonts w:ascii="Arial" w:eastAsia="Arial" w:hAnsi="Arial" w:cs="Arial"/>
+          <w:color w:val="000000"/>
+          <w:sz w:val="18"/>
+          <w:highlight w:val="lightGray"/>
+        </w:rPr>
+        <w:t xml:space="preserve">: Persons Table -&gt; ID Column: 1, Name_En Column: Motasem Essam] -&gt; </w:t>
+      </w:r>
+      <w:r>
+        <w:rPr>
+          <w:rFonts w:ascii="Arial" w:eastAsia="Arial" w:hAnsi="Arial" w:cs="Arial"/>
+          <w:b/>
+          <w:color w:val="000000"/>
+          <w:sz w:val="18"/>
+          <w:highlight w:val="lightGray"/>
+        </w:rPr>
+        <w:t>From:</w:t>
+      </w:r>
+      <w:r>
+        <w:rPr>
+          <w:rFonts w:ascii="Arial" w:eastAsia="Arial" w:hAnsi="Arial" w:cs="Arial"/>
+          <w:color w:val="000000"/>
+          <w:sz w:val="18"/>
+          <w:highlight w:val="lightGray"/>
+        </w:rPr>
+        <w:t xml:space="preserve"> [Chatgpt (GPT</w:t>
+      </w:r>
+      <w:r>
+        <w:rPr>
+          <w:rFonts w:ascii="Arial" w:eastAsia="Arial" w:hAnsi="Arial" w:cs="Cambria Math"/>
+          <w:color w:val="000000"/>
+          <w:sz w:val="18"/>
+          <w:highlight w:val="lightGray"/>
         </w:rPr>
         <w:t>‑</w:t>
       </w:r>
       <w:r>
         <w:rPr>
-          <w:b/>
-          <w:sz w:val="14"/>
-          <w:szCs w:val="14"/>
-          <w:shd w:val="clear" w:color="auto" w:fill="B7B7B7"/>
-        </w:rPr>
-        <w:t>5 Mini) at [8/18/2025]</w:t>
+          <w:rFonts w:ascii="Arial" w:eastAsia="Arial" w:hAnsi="Arial" w:cs="Arial"/>
+          <w:color w:val="000000"/>
+          <w:sz w:val="18"/>
+          <w:highlight w:val="lightGray"/>
+        </w:rPr>
+        <w:t xml:space="preserve">5 Mini)] </w:t>
+      </w:r>
+      <w:r>
+        <w:rPr>
+          <w:rFonts w:ascii="Arial" w:eastAsia="Arial" w:hAnsi="Arial" w:cs="Arial"/>
+          <w:b/>
+          <w:color w:val="000000"/>
+          <w:sz w:val="18"/>
+          <w:highlight w:val="lightGray"/>
+        </w:rPr>
+        <w:t>on</w:t>
+      </w:r>
+      <w:r>
+        <w:rPr>
+          <w:rFonts w:ascii="Arial" w:eastAsia="Arial" w:hAnsi="Arial"/>
+          <w:sz w:val="18"/>
+          <w:highlight w:val="lightGray"/>
+        </w:rPr>
+        <w:t xml:space="preserve"> [8/18/2025]</w:t>
       </w:r>
     </w:p>
     <w:p>
@@ -316,7 +369,7 @@
           <w:ilvl w:val="0"/>
           <w:numId w:val="7"/>
         </w:numPr>
-        <w:spacing w:before="240"/>
+        <w:spacing w:before="240" w:after="0" w:line="276" w:lineRule="auto"/>
       </w:pPr>
       <w:r>
         <w:rPr>
@@ -344,7 +397,7 @@
           <w:ilvl w:val="0"/>
           <w:numId w:val="7"/>
         </w:numPr>
-        <w:spacing w:after="240"/>
+        <w:spacing w:after="240" w:line="276" w:lineRule="auto"/>
       </w:pPr>
       <w:r>
         <w:rPr>
@@ -369,7 +422,7 @@
           <w:noProof/>
         </w:rPr>
         <w:drawing>
-          <wp:inline distT="114300" distB="114300" distL="114300" distR="114300" wp14:anchorId="6F654348" wp14:editId="1AD30BDB">
+          <wp:inline distT="114300" distB="114300" distL="114300" distR="114300" wp14:anchorId="4270326F" wp14:editId="654BB6CC">
             <wp:extent cx="4105275" cy="409575"/>
             <wp:effectExtent l="0" t="0" r="0" b="0"/>
             <wp:docPr id="8" name="image2.png"/>
@@ -424,14 +477,13 @@
           <w:ilvl w:val="0"/>
           <w:numId w:val="7"/>
         </w:numPr>
-        <w:spacing w:before="240" w:after="240"/>
-      </w:pPr>
-      <w:r>
-        <w:rPr>
-          <w:rFonts w:ascii="Roboto Mono" w:eastAsia="Roboto Mono" w:hAnsi="Roboto Mono" w:cs="Roboto Mono"/>
-          <w:b/>
-        </w:rPr>
-        <w:lastRenderedPageBreak/>
+        <w:spacing w:before="240" w:after="240" w:line="276" w:lineRule="auto"/>
+      </w:pPr>
+      <w:r>
+        <w:rPr>
+          <w:rFonts w:ascii="Roboto Mono" w:eastAsia="Roboto Mono" w:hAnsi="Roboto Mono" w:cs="Roboto Mono"/>
+          <w:b/>
+        </w:rPr>
         <w:t>Example:</w:t>
       </w:r>
       <w:r>
@@ -462,7 +514,7 @@
     </w:p>
     <w:p>
       <w:r>
-        <w:pict w14:anchorId="0C8FE91C">
+        <w:pict w14:anchorId="24B08E39">
           <v:rect id="_x0000_i1026" style="width:0;height:1.5pt" o:hralign="center" o:hrstd="t" o:hr="t" fillcolor="#a0a0a0" stroked="f"/>
         </w:pict>
       </w:r>
@@ -485,51 +537,77 @@
       </w:pPr>
       <w:r>
         <w:rPr>
-          <w:b/>
-          <w:shd w:val="clear" w:color="auto" w:fill="B7B7B7"/>
-        </w:rPr>
-        <w:t># Source</w:t>
-      </w:r>
-      <w:r>
-        <w:rPr>
-          <w:shd w:val="clear" w:color="auto" w:fill="B7B7B7"/>
-        </w:rPr>
-        <w:t xml:space="preserve">: </w:t>
-      </w:r>
-      <w:r>
-        <w:rPr>
-          <w:b/>
-          <w:shd w:val="clear" w:color="auto" w:fill="B7B7B7"/>
-        </w:rPr>
-        <w:t xml:space="preserve">Chatgpt </w:t>
-      </w:r>
-      <w:r>
-        <w:rPr>
-          <w:b/>
-          <w:sz w:val="14"/>
-          <w:szCs w:val="14"/>
-          <w:shd w:val="clear" w:color="auto" w:fill="B7B7B7"/>
-        </w:rPr>
-        <w:t>(GPT</w:t>
-      </w:r>
-      <w:r>
-        <w:rPr>
-          <w:rFonts w:ascii="Cambria Math" w:hAnsi="Cambria Math" w:cs="Cambria Math"/>
-          <w:b/>
-          <w:sz w:val="14"/>
-          <w:szCs w:val="14"/>
-          <w:shd w:val="clear" w:color="auto" w:fill="B7B7B7"/>
+          <w:rFonts w:ascii="Arial" w:eastAsia="Arial" w:hAnsi="Arial" w:cs="Arial"/>
+          <w:b/>
+          <w:color w:val="000000"/>
+          <w:sz w:val="18"/>
+          <w:highlight w:val="lightGray"/>
+        </w:rPr>
+        <w:t># Source: AI Source: Provided by: [Data Path</w:t>
+      </w:r>
+      <w:r>
+        <w:rPr>
+          <w:rFonts w:ascii="Arial" w:eastAsia="Arial" w:hAnsi="Arial" w:cs="Arial"/>
+          <w:color w:val="000000"/>
+          <w:sz w:val="18"/>
+          <w:highlight w:val="lightGray"/>
+        </w:rPr>
+        <w:t xml:space="preserve">: Persons Table -&gt; ID Column: 1, Name_En Column: Motasem Essam] -&gt; </w:t>
+      </w:r>
+      <w:r>
+        <w:rPr>
+          <w:rFonts w:ascii="Arial" w:eastAsia="Arial" w:hAnsi="Arial" w:cs="Arial"/>
+          <w:b/>
+          <w:color w:val="000000"/>
+          <w:sz w:val="18"/>
+          <w:highlight w:val="lightGray"/>
+        </w:rPr>
+        <w:t>From:</w:t>
+      </w:r>
+      <w:r>
+        <w:rPr>
+          <w:rFonts w:ascii="Arial" w:eastAsia="Arial" w:hAnsi="Arial" w:cs="Arial"/>
+          <w:color w:val="000000"/>
+          <w:sz w:val="18"/>
+          <w:highlight w:val="lightGray"/>
+        </w:rPr>
+        <w:t xml:space="preserve"> [Chatgpt (GPT</w:t>
+      </w:r>
+      <w:r>
+        <w:rPr>
+          <w:rFonts w:ascii="Arial" w:eastAsia="Arial" w:hAnsi="Arial" w:cs="Cambria Math"/>
+          <w:color w:val="000000"/>
+          <w:sz w:val="18"/>
+          <w:highlight w:val="lightGray"/>
         </w:rPr>
         <w:t>‑</w:t>
       </w:r>
       <w:r>
         <w:rPr>
-          <w:b/>
-          <w:sz w:val="14"/>
-          <w:szCs w:val="14"/>
-          <w:shd w:val="clear" w:color="auto" w:fill="B7B7B7"/>
-        </w:rPr>
-        <w:t>5 Mini) at [8/18/2025]</w:t>
+          <w:rFonts w:ascii="Arial" w:eastAsia="Arial" w:hAnsi="Arial" w:cs="Arial"/>
+          <w:color w:val="000000"/>
+          <w:sz w:val="18"/>
+          <w:highlight w:val="lightGray"/>
+        </w:rPr>
+        <w:t xml:space="preserve">5 Mini)] </w:t>
+      </w:r>
+      <w:r>
+        <w:rPr>
+          <w:rFonts w:ascii="Arial" w:eastAsia="Arial" w:hAnsi="Arial" w:cs="Arial"/>
+          <w:b/>
+          <w:color w:val="000000"/>
+          <w:sz w:val="18"/>
+          <w:highlight w:val="lightGray"/>
+        </w:rPr>
+        <w:t>on</w:t>
+      </w:r>
+      <w:r>
+        <w:rPr>
+          <w:rFonts w:ascii="Arial" w:eastAsia="Arial" w:hAnsi="Arial"/>
+          <w:sz w:val="18"/>
+          <w:highlight w:val="lightGray"/>
+        </w:rPr>
+        <w:t xml:space="preserve"> [8/18/2025]</w:t>
       </w:r>
     </w:p>
     <w:p>
@@ -538,7 +616,7 @@
           <w:ilvl w:val="0"/>
           <w:numId w:val="4"/>
         </w:numPr>
-        <w:spacing w:before="240"/>
+        <w:spacing w:before="240" w:after="0" w:line="276" w:lineRule="auto"/>
       </w:pPr>
       <w:r>
         <w:rPr>
@@ -566,7 +644,7 @@
           <w:ilvl w:val="0"/>
           <w:numId w:val="4"/>
         </w:numPr>
-        <w:spacing w:after="240"/>
+        <w:spacing w:after="240" w:line="276" w:lineRule="auto"/>
       </w:pPr>
       <w:r>
         <w:rPr>
@@ -591,7 +669,7 @@
           <w:noProof/>
         </w:rPr>
         <w:drawing>
-          <wp:inline distT="114300" distB="114300" distL="114300" distR="114300" wp14:anchorId="2D7A9D36" wp14:editId="53EDF37D">
+          <wp:inline distT="114300" distB="114300" distL="114300" distR="114300" wp14:anchorId="244CD994" wp14:editId="3343D770">
             <wp:extent cx="4724400" cy="514350"/>
             <wp:effectExtent l="0" t="0" r="0" b="0"/>
             <wp:docPr id="1" name="image3.png"/>
@@ -646,7 +724,7 @@
           <w:ilvl w:val="0"/>
           <w:numId w:val="4"/>
         </w:numPr>
-        <w:spacing w:before="240" w:after="240"/>
+        <w:spacing w:before="240" w:after="240" w:line="276" w:lineRule="auto"/>
       </w:pPr>
       <w:r>
         <w:rPr>
@@ -667,7 +745,7 @@
     </w:p>
     <w:p>
       <w:r>
-        <w:pict w14:anchorId="07EE9691">
+        <w:pict w14:anchorId="4CACA0E7">
           <v:rect id="_x0000_i1027" style="width:0;height:1.5pt" o:hralign="center" o:hrstd="t" o:hr="t" fillcolor="#a0a0a0" stroked="f"/>
         </w:pict>
       </w:r>
@@ -690,51 +768,77 @@
       </w:pPr>
       <w:r>
         <w:rPr>
-          <w:b/>
-          <w:shd w:val="clear" w:color="auto" w:fill="B7B7B7"/>
-        </w:rPr>
-        <w:t># Source</w:t>
-      </w:r>
-      <w:r>
-        <w:rPr>
-          <w:shd w:val="clear" w:color="auto" w:fill="B7B7B7"/>
-        </w:rPr>
-        <w:t xml:space="preserve">: </w:t>
-      </w:r>
-      <w:r>
-        <w:rPr>
-          <w:b/>
-          <w:shd w:val="clear" w:color="auto" w:fill="B7B7B7"/>
-        </w:rPr>
-        <w:t xml:space="preserve">Chatgpt </w:t>
-      </w:r>
-      <w:r>
-        <w:rPr>
-          <w:b/>
-          <w:sz w:val="14"/>
-          <w:szCs w:val="14"/>
-          <w:shd w:val="clear" w:color="auto" w:fill="B7B7B7"/>
-        </w:rPr>
-        <w:t>(GPT</w:t>
-      </w:r>
-      <w:r>
-        <w:rPr>
-          <w:rFonts w:ascii="Cambria Math" w:hAnsi="Cambria Math" w:cs="Cambria Math"/>
-          <w:b/>
-          <w:sz w:val="14"/>
-          <w:szCs w:val="14"/>
-          <w:shd w:val="clear" w:color="auto" w:fill="B7B7B7"/>
+          <w:rFonts w:ascii="Arial" w:eastAsia="Arial" w:hAnsi="Arial" w:cs="Arial"/>
+          <w:b/>
+          <w:color w:val="000000"/>
+          <w:sz w:val="18"/>
+          <w:highlight w:val="lightGray"/>
+        </w:rPr>
+        <w:t># Source: AI Source: Provided by: [Data Path</w:t>
+      </w:r>
+      <w:r>
+        <w:rPr>
+          <w:rFonts w:ascii="Arial" w:eastAsia="Arial" w:hAnsi="Arial" w:cs="Arial"/>
+          <w:color w:val="000000"/>
+          <w:sz w:val="18"/>
+          <w:highlight w:val="lightGray"/>
+        </w:rPr>
+        <w:t xml:space="preserve">: Persons Table -&gt; ID Column: 1, Name_En Column: Motasem Essam] -&gt; </w:t>
+      </w:r>
+      <w:r>
+        <w:rPr>
+          <w:rFonts w:ascii="Arial" w:eastAsia="Arial" w:hAnsi="Arial" w:cs="Arial"/>
+          <w:b/>
+          <w:color w:val="000000"/>
+          <w:sz w:val="18"/>
+          <w:highlight w:val="lightGray"/>
+        </w:rPr>
+        <w:t>From:</w:t>
+      </w:r>
+      <w:r>
+        <w:rPr>
+          <w:rFonts w:ascii="Arial" w:eastAsia="Arial" w:hAnsi="Arial" w:cs="Arial"/>
+          <w:color w:val="000000"/>
+          <w:sz w:val="18"/>
+          <w:highlight w:val="lightGray"/>
+        </w:rPr>
+        <w:t xml:space="preserve"> [Chatgpt (GPT</w:t>
+      </w:r>
+      <w:r>
+        <w:rPr>
+          <w:rFonts w:ascii="Arial" w:eastAsia="Arial" w:hAnsi="Arial" w:cs="Cambria Math"/>
+          <w:color w:val="000000"/>
+          <w:sz w:val="18"/>
+          <w:highlight w:val="lightGray"/>
         </w:rPr>
         <w:t>‑</w:t>
       </w:r>
       <w:r>
         <w:rPr>
-          <w:b/>
-          <w:sz w:val="14"/>
-          <w:szCs w:val="14"/>
-          <w:shd w:val="clear" w:color="auto" w:fill="B7B7B7"/>
-        </w:rPr>
-        <w:t>5 Mini) at [8/18/2025]</w:t>
+          <w:rFonts w:ascii="Arial" w:eastAsia="Arial" w:hAnsi="Arial" w:cs="Arial"/>
+          <w:color w:val="000000"/>
+          <w:sz w:val="18"/>
+          <w:highlight w:val="lightGray"/>
+        </w:rPr>
+        <w:t xml:space="preserve">5 Mini)] </w:t>
+      </w:r>
+      <w:r>
+        <w:rPr>
+          <w:rFonts w:ascii="Arial" w:eastAsia="Arial" w:hAnsi="Arial" w:cs="Arial"/>
+          <w:b/>
+          <w:color w:val="000000"/>
+          <w:sz w:val="18"/>
+          <w:highlight w:val="lightGray"/>
+        </w:rPr>
+        <w:t>on</w:t>
+      </w:r>
+      <w:r>
+        <w:rPr>
+          <w:rFonts w:ascii="Arial" w:eastAsia="Arial" w:hAnsi="Arial"/>
+          <w:sz w:val="18"/>
+          <w:highlight w:val="lightGray"/>
+        </w:rPr>
+        <w:t xml:space="preserve"> [8/18/2025]</w:t>
       </w:r>
     </w:p>
     <w:p>
@@ -743,7 +847,7 @@
           <w:ilvl w:val="0"/>
           <w:numId w:val="2"/>
         </w:numPr>
-        <w:spacing w:before="240"/>
+        <w:spacing w:before="240" w:after="0" w:line="276" w:lineRule="auto"/>
       </w:pPr>
       <w:r>
         <w:rPr>
@@ -771,7 +875,7 @@
           <w:ilvl w:val="0"/>
           <w:numId w:val="2"/>
         </w:numPr>
-        <w:spacing w:after="240"/>
+        <w:spacing w:after="240" w:line="276" w:lineRule="auto"/>
       </w:pPr>
       <w:r>
         <w:rPr>
@@ -796,7 +900,7 @@
           <w:noProof/>
         </w:rPr>
         <w:drawing>
-          <wp:inline distT="114300" distB="114300" distL="114300" distR="114300" wp14:anchorId="6AA2D833" wp14:editId="044D1BE9">
+          <wp:inline distT="114300" distB="114300" distL="114300" distR="114300" wp14:anchorId="15A5A71F" wp14:editId="0F0904A4">
             <wp:extent cx="3810000" cy="485775"/>
             <wp:effectExtent l="0" t="0" r="0" b="0"/>
             <wp:docPr id="5" name="image1.png"/>
@@ -851,7 +955,7 @@
           <w:ilvl w:val="0"/>
           <w:numId w:val="2"/>
         </w:numPr>
-        <w:spacing w:before="240" w:after="240"/>
+        <w:spacing w:before="240" w:after="240" w:line="276" w:lineRule="auto"/>
       </w:pPr>
       <w:r>
         <w:rPr>
@@ -888,7 +992,7 @@
     </w:p>
     <w:p>
       <w:r>
-        <w:pict w14:anchorId="6712DF69">
+        <w:pict w14:anchorId="6803B9C7">
           <v:rect id="_x0000_i1028" style="width:0;height:1.5pt" o:hralign="center" o:hrstd="t" o:hr="t" fillcolor="#a0a0a0" stroked="f"/>
         </w:pict>
       </w:r>
@@ -902,7 +1006,6 @@
       <w:bookmarkStart w:id="6" w:name="_sudp98poon9" w:colFirst="0" w:colLast="0"/>
       <w:bookmarkEnd w:id="6"/>
       <w:r>
-        <w:lastRenderedPageBreak/>
         <w:t>4. Cost per Defect</w:t>
       </w:r>
     </w:p>
@@ -912,51 +1015,77 @@
       </w:pPr>
       <w:r>
         <w:rPr>
-          <w:b/>
-          <w:shd w:val="clear" w:color="auto" w:fill="B7B7B7"/>
-        </w:rPr>
-        <w:t># Source</w:t>
-      </w:r>
-      <w:r>
-        <w:rPr>
-          <w:shd w:val="clear" w:color="auto" w:fill="B7B7B7"/>
-        </w:rPr>
-        <w:t xml:space="preserve">: </w:t>
-      </w:r>
-      <w:r>
-        <w:rPr>
-          <w:b/>
-          <w:shd w:val="clear" w:color="auto" w:fill="B7B7B7"/>
-        </w:rPr>
-        <w:t xml:space="preserve">Chatgpt </w:t>
-      </w:r>
-      <w:r>
-        <w:rPr>
-          <w:b/>
-          <w:sz w:val="14"/>
-          <w:szCs w:val="14"/>
-          <w:shd w:val="clear" w:color="auto" w:fill="B7B7B7"/>
-        </w:rPr>
-        <w:t>(GPT</w:t>
-      </w:r>
-      <w:r>
-        <w:rPr>
-          <w:rFonts w:ascii="Cambria Math" w:hAnsi="Cambria Math" w:cs="Cambria Math"/>
-          <w:b/>
-          <w:sz w:val="14"/>
-          <w:szCs w:val="14"/>
-          <w:shd w:val="clear" w:color="auto" w:fill="B7B7B7"/>
+          <w:rFonts w:ascii="Arial" w:eastAsia="Arial" w:hAnsi="Arial" w:cs="Arial"/>
+          <w:b/>
+          <w:color w:val="000000"/>
+          <w:sz w:val="18"/>
+          <w:highlight w:val="lightGray"/>
+        </w:rPr>
+        <w:t># Source: AI Source: Provided by: [Data Path</w:t>
+      </w:r>
+      <w:r>
+        <w:rPr>
+          <w:rFonts w:ascii="Arial" w:eastAsia="Arial" w:hAnsi="Arial" w:cs="Arial"/>
+          <w:color w:val="000000"/>
+          <w:sz w:val="18"/>
+          <w:highlight w:val="lightGray"/>
+        </w:rPr>
+        <w:t xml:space="preserve">: Persons Table -&gt; ID Column: 1, Name_En Column: Motasem Essam] -&gt; </w:t>
+      </w:r>
+      <w:r>
+        <w:rPr>
+          <w:rFonts w:ascii="Arial" w:eastAsia="Arial" w:hAnsi="Arial" w:cs="Arial"/>
+          <w:b/>
+          <w:color w:val="000000"/>
+          <w:sz w:val="18"/>
+          <w:highlight w:val="lightGray"/>
+        </w:rPr>
+        <w:t>From:</w:t>
+      </w:r>
+      <w:r>
+        <w:rPr>
+          <w:rFonts w:ascii="Arial" w:eastAsia="Arial" w:hAnsi="Arial" w:cs="Arial"/>
+          <w:color w:val="000000"/>
+          <w:sz w:val="18"/>
+          <w:highlight w:val="lightGray"/>
+        </w:rPr>
+        <w:t xml:space="preserve"> [Chatgpt (GPT</w:t>
+      </w:r>
+      <w:r>
+        <w:rPr>
+          <w:rFonts w:ascii="Arial" w:eastAsia="Arial" w:hAnsi="Arial" w:cs="Cambria Math"/>
+          <w:color w:val="000000"/>
+          <w:sz w:val="18"/>
+          <w:highlight w:val="lightGray"/>
         </w:rPr>
         <w:t>‑</w:t>
       </w:r>
       <w:r>
         <w:rPr>
-          <w:b/>
-          <w:sz w:val="14"/>
-          <w:szCs w:val="14"/>
-          <w:shd w:val="clear" w:color="auto" w:fill="B7B7B7"/>
-        </w:rPr>
-        <w:t>5 Mini) at [8/18/2025]</w:t>
+          <w:rFonts w:ascii="Arial" w:eastAsia="Arial" w:hAnsi="Arial" w:cs="Arial"/>
+          <w:color w:val="000000"/>
+          <w:sz w:val="18"/>
+          <w:highlight w:val="lightGray"/>
+        </w:rPr>
+        <w:t xml:space="preserve">5 Mini)] </w:t>
+      </w:r>
+      <w:r>
+        <w:rPr>
+          <w:rFonts w:ascii="Arial" w:eastAsia="Arial" w:hAnsi="Arial" w:cs="Arial"/>
+          <w:b/>
+          <w:color w:val="000000"/>
+          <w:sz w:val="18"/>
+          <w:highlight w:val="lightGray"/>
+        </w:rPr>
+        <w:t>on</w:t>
+      </w:r>
+      <w:r>
+        <w:rPr>
+          <w:rFonts w:ascii="Arial" w:eastAsia="Arial" w:hAnsi="Arial"/>
+          <w:sz w:val="18"/>
+          <w:highlight w:val="lightGray"/>
+        </w:rPr>
+        <w:t xml:space="preserve"> [8/18/2025]</w:t>
       </w:r>
     </w:p>
     <w:p>
@@ -965,7 +1094,7 @@
           <w:ilvl w:val="0"/>
           <w:numId w:val="8"/>
         </w:numPr>
-        <w:spacing w:before="240"/>
+        <w:spacing w:before="240" w:after="0" w:line="276" w:lineRule="auto"/>
       </w:pPr>
       <w:r>
         <w:rPr>
@@ -993,7 +1122,7 @@
           <w:ilvl w:val="0"/>
           <w:numId w:val="8"/>
         </w:numPr>
-        <w:spacing w:after="240"/>
+        <w:spacing w:after="240" w:line="276" w:lineRule="auto"/>
       </w:pPr>
       <w:r>
         <w:rPr>
@@ -1018,7 +1147,7 @@
           <w:noProof/>
         </w:rPr>
         <w:drawing>
-          <wp:inline distT="114300" distB="114300" distL="114300" distR="114300" wp14:anchorId="1D346508" wp14:editId="7E149DE6">
+          <wp:inline distT="114300" distB="114300" distL="114300" distR="114300" wp14:anchorId="71FAFBF4" wp14:editId="44A0B8BA">
             <wp:extent cx="3352800" cy="533400"/>
             <wp:effectExtent l="0" t="0" r="0" b="0"/>
             <wp:docPr id="4" name="image4.png"/>
@@ -1073,7 +1202,7 @@
           <w:ilvl w:val="0"/>
           <w:numId w:val="8"/>
         </w:numPr>
-        <w:spacing w:before="240" w:after="240"/>
+        <w:spacing w:before="240" w:after="240" w:line="276" w:lineRule="auto"/>
       </w:pPr>
       <w:r>
         <w:rPr>
@@ -1107,7 +1236,7 @@
     </w:p>
     <w:p>
       <w:r>
-        <w:pict w14:anchorId="5A11BBD3">
+        <w:pict w14:anchorId="64DB7F6D">
           <v:rect id="_x0000_i1029" style="width:0;height:1.5pt" o:hralign="center" o:hrstd="t" o:hr="t" fillcolor="#a0a0a0" stroked="f"/>
         </w:pict>
       </w:r>
@@ -1130,51 +1259,77 @@
       </w:pPr>
       <w:r>
         <w:rPr>
-          <w:b/>
-          <w:shd w:val="clear" w:color="auto" w:fill="B7B7B7"/>
-        </w:rPr>
-        <w:t># Source</w:t>
-      </w:r>
-      <w:r>
-        <w:rPr>
-          <w:shd w:val="clear" w:color="auto" w:fill="B7B7B7"/>
-        </w:rPr>
-        <w:t xml:space="preserve">: </w:t>
-      </w:r>
-      <w:r>
-        <w:rPr>
-          <w:b/>
-          <w:shd w:val="clear" w:color="auto" w:fill="B7B7B7"/>
-        </w:rPr>
-        <w:t xml:space="preserve">Chatgpt </w:t>
-      </w:r>
-      <w:r>
-        <w:rPr>
-          <w:b/>
-          <w:sz w:val="14"/>
-          <w:szCs w:val="14"/>
-          <w:shd w:val="clear" w:color="auto" w:fill="B7B7B7"/>
-        </w:rPr>
-        <w:t>(GPT</w:t>
-      </w:r>
-      <w:r>
-        <w:rPr>
-          <w:rFonts w:ascii="Cambria Math" w:hAnsi="Cambria Math" w:cs="Cambria Math"/>
-          <w:b/>
-          <w:sz w:val="14"/>
-          <w:szCs w:val="14"/>
-          <w:shd w:val="clear" w:color="auto" w:fill="B7B7B7"/>
+          <w:rFonts w:ascii="Arial" w:eastAsia="Arial" w:hAnsi="Arial" w:cs="Arial"/>
+          <w:b/>
+          <w:color w:val="000000"/>
+          <w:sz w:val="18"/>
+          <w:highlight w:val="lightGray"/>
+        </w:rPr>
+        <w:t># Source: AI Source: Provided by: [Data Path</w:t>
+      </w:r>
+      <w:r>
+        <w:rPr>
+          <w:rFonts w:ascii="Arial" w:eastAsia="Arial" w:hAnsi="Arial" w:cs="Arial"/>
+          <w:color w:val="000000"/>
+          <w:sz w:val="18"/>
+          <w:highlight w:val="lightGray"/>
+        </w:rPr>
+        <w:t xml:space="preserve">: Persons Table -&gt; ID Column: 1, Name_En Column: Motasem Essam] -&gt; </w:t>
+      </w:r>
+      <w:r>
+        <w:rPr>
+          <w:rFonts w:ascii="Arial" w:eastAsia="Arial" w:hAnsi="Arial" w:cs="Arial"/>
+          <w:b/>
+          <w:color w:val="000000"/>
+          <w:sz w:val="18"/>
+          <w:highlight w:val="lightGray"/>
+        </w:rPr>
+        <w:t>From:</w:t>
+      </w:r>
+      <w:r>
+        <w:rPr>
+          <w:rFonts w:ascii="Arial" w:eastAsia="Arial" w:hAnsi="Arial" w:cs="Arial"/>
+          <w:color w:val="000000"/>
+          <w:sz w:val="18"/>
+          <w:highlight w:val="lightGray"/>
+        </w:rPr>
+        <w:t xml:space="preserve"> [Chatgpt (GPT</w:t>
+      </w:r>
+      <w:r>
+        <w:rPr>
+          <w:rFonts w:ascii="Arial" w:eastAsia="Arial" w:hAnsi="Arial" w:cs="Cambria Math"/>
+          <w:color w:val="000000"/>
+          <w:sz w:val="18"/>
+          <w:highlight w:val="lightGray"/>
         </w:rPr>
         <w:t>‑</w:t>
       </w:r>
       <w:r>
         <w:rPr>
-          <w:b/>
-          <w:sz w:val="14"/>
-          <w:szCs w:val="14"/>
-          <w:shd w:val="clear" w:color="auto" w:fill="B7B7B7"/>
-        </w:rPr>
-        <w:t>5 Mini) at [8/18/2025]</w:t>
+          <w:rFonts w:ascii="Arial" w:eastAsia="Arial" w:hAnsi="Arial" w:cs="Arial"/>
+          <w:color w:val="000000"/>
+          <w:sz w:val="18"/>
+          <w:highlight w:val="lightGray"/>
+        </w:rPr>
+        <w:t xml:space="preserve">5 Mini)] </w:t>
+      </w:r>
+      <w:r>
+        <w:rPr>
+          <w:rFonts w:ascii="Arial" w:eastAsia="Arial" w:hAnsi="Arial" w:cs="Arial"/>
+          <w:b/>
+          <w:color w:val="000000"/>
+          <w:sz w:val="18"/>
+          <w:highlight w:val="lightGray"/>
+        </w:rPr>
+        <w:t>on</w:t>
+      </w:r>
+      <w:r>
+        <w:rPr>
+          <w:rFonts w:ascii="Arial" w:eastAsia="Arial" w:hAnsi="Arial"/>
+          <w:sz w:val="18"/>
+          <w:highlight w:val="lightGray"/>
+        </w:rPr>
+        <w:t xml:space="preserve"> [8/18/2025]</w:t>
       </w:r>
     </w:p>
     <w:p>
@@ -1183,7 +1338,7 @@
           <w:ilvl w:val="0"/>
           <w:numId w:val="1"/>
         </w:numPr>
-        <w:spacing w:before="240"/>
+        <w:spacing w:before="240" w:after="0" w:line="276" w:lineRule="auto"/>
       </w:pPr>
       <w:r>
         <w:rPr>
@@ -1211,7 +1366,7 @@
           <w:ilvl w:val="0"/>
           <w:numId w:val="1"/>
         </w:numPr>
-        <w:spacing w:after="240"/>
+        <w:spacing w:after="240" w:line="276" w:lineRule="auto"/>
       </w:pPr>
       <w:r>
         <w:rPr>
@@ -1236,7 +1391,7 @@
           <w:noProof/>
         </w:rPr>
         <w:drawing>
-          <wp:inline distT="114300" distB="114300" distL="114300" distR="114300" wp14:anchorId="77FA7105" wp14:editId="5DCEBF61">
+          <wp:inline distT="114300" distB="114300" distL="114300" distR="114300" wp14:anchorId="53B459DB" wp14:editId="48E7F78E">
             <wp:extent cx="4695825" cy="552450"/>
             <wp:effectExtent l="0" t="0" r="0" b="0"/>
             <wp:docPr id="7" name="image5.png"/>
@@ -1287,7 +1442,7 @@
     </w:p>
     <w:p>
       <w:r>
-        <w:pict w14:anchorId="755F7114">
+        <w:pict w14:anchorId="0610E9FE">
           <v:rect id="_x0000_i1030" style="width:0;height:1.5pt" o:hralign="center" o:hrstd="t" o:hr="t" fillcolor="#a0a0a0" stroked="f"/>
         </w:pict>
       </w:r>
@@ -1310,51 +1465,77 @@
       </w:pPr>
       <w:r>
         <w:rPr>
-          <w:b/>
-          <w:shd w:val="clear" w:color="auto" w:fill="B7B7B7"/>
-        </w:rPr>
-        <w:t># Source</w:t>
-      </w:r>
-      <w:r>
-        <w:rPr>
-          <w:shd w:val="clear" w:color="auto" w:fill="B7B7B7"/>
-        </w:rPr>
-        <w:t xml:space="preserve">: </w:t>
-      </w:r>
-      <w:r>
-        <w:rPr>
-          <w:b/>
-          <w:shd w:val="clear" w:color="auto" w:fill="B7B7B7"/>
-        </w:rPr>
-        <w:t xml:space="preserve">Chatgpt </w:t>
-      </w:r>
-      <w:r>
-        <w:rPr>
-          <w:b/>
-          <w:sz w:val="14"/>
-          <w:szCs w:val="14"/>
-          <w:shd w:val="clear" w:color="auto" w:fill="B7B7B7"/>
-        </w:rPr>
-        <w:t>(GPT</w:t>
-      </w:r>
-      <w:r>
-        <w:rPr>
-          <w:rFonts w:ascii="Cambria Math" w:hAnsi="Cambria Math" w:cs="Cambria Math"/>
-          <w:b/>
-          <w:sz w:val="14"/>
-          <w:szCs w:val="14"/>
-          <w:shd w:val="clear" w:color="auto" w:fill="B7B7B7"/>
+          <w:rFonts w:ascii="Arial" w:eastAsia="Arial" w:hAnsi="Arial" w:cs="Arial"/>
+          <w:b/>
+          <w:color w:val="000000"/>
+          <w:sz w:val="18"/>
+          <w:highlight w:val="lightGray"/>
+        </w:rPr>
+        <w:t># Source: AI Source: Provided by: [Data Path</w:t>
+      </w:r>
+      <w:r>
+        <w:rPr>
+          <w:rFonts w:ascii="Arial" w:eastAsia="Arial" w:hAnsi="Arial" w:cs="Arial"/>
+          <w:color w:val="000000"/>
+          <w:sz w:val="18"/>
+          <w:highlight w:val="lightGray"/>
+        </w:rPr>
+        <w:t xml:space="preserve">: Persons Table -&gt; ID Column: 1, Name_En Column: Motasem Essam] -&gt; </w:t>
+      </w:r>
+      <w:r>
+        <w:rPr>
+          <w:rFonts w:ascii="Arial" w:eastAsia="Arial" w:hAnsi="Arial" w:cs="Arial"/>
+          <w:b/>
+          <w:color w:val="000000"/>
+          <w:sz w:val="18"/>
+          <w:highlight w:val="lightGray"/>
+        </w:rPr>
+        <w:t>From:</w:t>
+      </w:r>
+      <w:r>
+        <w:rPr>
+          <w:rFonts w:ascii="Arial" w:eastAsia="Arial" w:hAnsi="Arial" w:cs="Arial"/>
+          <w:color w:val="000000"/>
+          <w:sz w:val="18"/>
+          <w:highlight w:val="lightGray"/>
+        </w:rPr>
+        <w:t xml:space="preserve"> [Chatgpt (GPT</w:t>
+      </w:r>
+      <w:r>
+        <w:rPr>
+          <w:rFonts w:ascii="Arial" w:eastAsia="Arial" w:hAnsi="Arial" w:cs="Cambria Math"/>
+          <w:color w:val="000000"/>
+          <w:sz w:val="18"/>
+          <w:highlight w:val="lightGray"/>
         </w:rPr>
         <w:t>‑</w:t>
       </w:r>
       <w:r>
         <w:rPr>
-          <w:b/>
-          <w:sz w:val="14"/>
-          <w:szCs w:val="14"/>
-          <w:shd w:val="clear" w:color="auto" w:fill="B7B7B7"/>
-        </w:rPr>
-        <w:t>5 Mini) at [8/18/2025]</w:t>
+          <w:rFonts w:ascii="Arial" w:eastAsia="Arial" w:hAnsi="Arial" w:cs="Arial"/>
+          <w:color w:val="000000"/>
+          <w:sz w:val="18"/>
+          <w:highlight w:val="lightGray"/>
+        </w:rPr>
+        <w:t xml:space="preserve">5 Mini)] </w:t>
+      </w:r>
+      <w:r>
+        <w:rPr>
+          <w:rFonts w:ascii="Arial" w:eastAsia="Arial" w:hAnsi="Arial" w:cs="Arial"/>
+          <w:b/>
+          <w:color w:val="000000"/>
+          <w:sz w:val="18"/>
+          <w:highlight w:val="lightGray"/>
+        </w:rPr>
+        <w:t>on</w:t>
+      </w:r>
+      <w:r>
+        <w:rPr>
+          <w:rFonts w:ascii="Arial" w:eastAsia="Arial" w:hAnsi="Arial"/>
+          <w:sz w:val="18"/>
+          <w:highlight w:val="lightGray"/>
+        </w:rPr>
+        <w:t xml:space="preserve"> [8/18/2025]</w:t>
       </w:r>
     </w:p>
     <w:p>
@@ -1363,14 +1544,13 @@
           <w:ilvl w:val="0"/>
           <w:numId w:val="5"/>
         </w:numPr>
-        <w:spacing w:before="240"/>
-      </w:pPr>
-      <w:r>
-        <w:rPr>
-          <w:rFonts w:ascii="Roboto Mono" w:eastAsia="Roboto Mono" w:hAnsi="Roboto Mono" w:cs="Roboto Mono"/>
-          <w:b/>
-        </w:rPr>
-        <w:lastRenderedPageBreak/>
+        <w:spacing w:before="240" w:after="0" w:line="276" w:lineRule="auto"/>
+      </w:pPr>
+      <w:r>
+        <w:rPr>
+          <w:rFonts w:ascii="Roboto Mono" w:eastAsia="Roboto Mono" w:hAnsi="Roboto Mono" w:cs="Roboto Mono"/>
+          <w:b/>
+        </w:rPr>
         <w:t>What:</w:t>
       </w:r>
       <w:r>
@@ -1392,7 +1572,7 @@
           <w:ilvl w:val="0"/>
           <w:numId w:val="5"/>
         </w:numPr>
-        <w:spacing w:after="240"/>
+        <w:spacing w:after="240" w:line="276" w:lineRule="auto"/>
       </w:pPr>
       <w:r>
         <w:rPr>
@@ -1417,7 +1597,7 @@
           <w:noProof/>
         </w:rPr>
         <w:drawing>
-          <wp:inline distT="114300" distB="114300" distL="114300" distR="114300" wp14:anchorId="5F90E219" wp14:editId="543ECE92">
+          <wp:inline distT="114300" distB="114300" distL="114300" distR="114300" wp14:anchorId="51ED5BDC" wp14:editId="19E9F5AB">
             <wp:extent cx="3705225" cy="485775"/>
             <wp:effectExtent l="0" t="0" r="0" b="0"/>
             <wp:docPr id="6" name="image6.png"/>
@@ -1472,7 +1652,7 @@
           <w:ilvl w:val="0"/>
           <w:numId w:val="5"/>
         </w:numPr>
-        <w:spacing w:before="240" w:after="240"/>
+        <w:spacing w:before="240" w:after="240" w:line="276" w:lineRule="auto"/>
       </w:pPr>
       <w:r>
         <w:rPr>
@@ -1509,7 +1689,7 @@
     </w:p>
     <w:p>
       <w:r>
-        <w:pict w14:anchorId="69820DE4">
+        <w:pict w14:anchorId="3F82666E">
           <v:rect id="_x0000_i1031" style="width:0;height:1.5pt" o:hralign="center" o:hrstd="t" o:hr="t" fillcolor="#a0a0a0" stroked="f"/>
         </w:pict>
       </w:r>
@@ -1532,51 +1712,77 @@
       </w:pPr>
       <w:r>
         <w:rPr>
-          <w:b/>
-          <w:shd w:val="clear" w:color="auto" w:fill="B7B7B7"/>
-        </w:rPr>
-        <w:t># Source</w:t>
-      </w:r>
-      <w:r>
-        <w:rPr>
-          <w:shd w:val="clear" w:color="auto" w:fill="B7B7B7"/>
-        </w:rPr>
-        <w:t xml:space="preserve">: </w:t>
-      </w:r>
-      <w:r>
-        <w:rPr>
-          <w:b/>
-          <w:shd w:val="clear" w:color="auto" w:fill="B7B7B7"/>
-        </w:rPr>
-        <w:t xml:space="preserve">Chatgpt </w:t>
-      </w:r>
-      <w:r>
-        <w:rPr>
-          <w:b/>
-          <w:sz w:val="14"/>
-          <w:szCs w:val="14"/>
-          <w:shd w:val="clear" w:color="auto" w:fill="B7B7B7"/>
-        </w:rPr>
-        <w:t>(GPT</w:t>
-      </w:r>
-      <w:r>
-        <w:rPr>
-          <w:rFonts w:ascii="Cambria Math" w:hAnsi="Cambria Math" w:cs="Cambria Math"/>
-          <w:b/>
-          <w:sz w:val="14"/>
-          <w:szCs w:val="14"/>
-          <w:shd w:val="clear" w:color="auto" w:fill="B7B7B7"/>
+          <w:rFonts w:ascii="Arial" w:eastAsia="Arial" w:hAnsi="Arial" w:cs="Arial"/>
+          <w:b/>
+          <w:color w:val="000000"/>
+          <w:sz w:val="18"/>
+          <w:highlight w:val="lightGray"/>
+        </w:rPr>
+        <w:t># Source: AI Source: Provided by: [Data Path</w:t>
+      </w:r>
+      <w:r>
+        <w:rPr>
+          <w:rFonts w:ascii="Arial" w:eastAsia="Arial" w:hAnsi="Arial" w:cs="Arial"/>
+          <w:color w:val="000000"/>
+          <w:sz w:val="18"/>
+          <w:highlight w:val="lightGray"/>
+        </w:rPr>
+        <w:t xml:space="preserve">: Persons Table -&gt; ID Column: 1, Name_En Column: Motasem Essam] -&gt; </w:t>
+      </w:r>
+      <w:r>
+        <w:rPr>
+          <w:rFonts w:ascii="Arial" w:eastAsia="Arial" w:hAnsi="Arial" w:cs="Arial"/>
+          <w:b/>
+          <w:color w:val="000000"/>
+          <w:sz w:val="18"/>
+          <w:highlight w:val="lightGray"/>
+        </w:rPr>
+        <w:t>From:</w:t>
+      </w:r>
+      <w:r>
+        <w:rPr>
+          <w:rFonts w:ascii="Arial" w:eastAsia="Arial" w:hAnsi="Arial" w:cs="Arial"/>
+          <w:color w:val="000000"/>
+          <w:sz w:val="18"/>
+          <w:highlight w:val="lightGray"/>
+        </w:rPr>
+        <w:t xml:space="preserve"> [Chatgpt (GPT</w:t>
+      </w:r>
+      <w:r>
+        <w:rPr>
+          <w:rFonts w:ascii="Arial" w:eastAsia="Arial" w:hAnsi="Arial" w:cs="Cambria Math"/>
+          <w:color w:val="000000"/>
+          <w:sz w:val="18"/>
+          <w:highlight w:val="lightGray"/>
         </w:rPr>
         <w:t>‑</w:t>
       </w:r>
       <w:r>
         <w:rPr>
-          <w:b/>
-          <w:sz w:val="14"/>
-          <w:szCs w:val="14"/>
-          <w:shd w:val="clear" w:color="auto" w:fill="B7B7B7"/>
-        </w:rPr>
-        <w:t>5 Mini) at [8/18/2025]</w:t>
+          <w:rFonts w:ascii="Arial" w:eastAsia="Arial" w:hAnsi="Arial" w:cs="Arial"/>
+          <w:color w:val="000000"/>
+          <w:sz w:val="18"/>
+          <w:highlight w:val="lightGray"/>
+        </w:rPr>
+        <w:t xml:space="preserve">5 Mini)] </w:t>
+      </w:r>
+      <w:r>
+        <w:rPr>
+          <w:rFonts w:ascii="Arial" w:eastAsia="Arial" w:hAnsi="Arial" w:cs="Arial"/>
+          <w:b/>
+          <w:color w:val="000000"/>
+          <w:sz w:val="18"/>
+          <w:highlight w:val="lightGray"/>
+        </w:rPr>
+        <w:t>on</w:t>
+      </w:r>
+      <w:r>
+        <w:rPr>
+          <w:rFonts w:ascii="Arial" w:eastAsia="Arial" w:hAnsi="Arial"/>
+          <w:sz w:val="18"/>
+          <w:highlight w:val="lightGray"/>
+        </w:rPr>
+        <w:t xml:space="preserve"> [8/18/2025]</w:t>
       </w:r>
     </w:p>
     <w:p>
@@ -1585,7 +1791,7 @@
           <w:ilvl w:val="0"/>
           <w:numId w:val="3"/>
         </w:numPr>
-        <w:spacing w:before="240"/>
+        <w:spacing w:before="240" w:after="0" w:line="276" w:lineRule="auto"/>
       </w:pPr>
       <w:r>
         <w:rPr>
@@ -1613,6 +1819,7 @@
           <w:ilvl w:val="0"/>
           <w:numId w:val="3"/>
         </w:numPr>
+        <w:spacing w:after="0" w:line="276" w:lineRule="auto"/>
         <w:rPr>
           <w:rFonts w:ascii="Roboto Mono" w:eastAsia="Roboto Mono" w:hAnsi="Roboto Mono" w:cs="Roboto Mono"/>
         </w:rPr>
@@ -1638,6 +1845,7 @@
           <w:ilvl w:val="1"/>
           <w:numId w:val="3"/>
         </w:numPr>
+        <w:spacing w:after="0" w:line="276" w:lineRule="auto"/>
         <w:rPr>
           <w:rFonts w:ascii="Roboto Mono" w:eastAsia="Roboto Mono" w:hAnsi="Roboto Mono" w:cs="Roboto Mono"/>
         </w:rPr>
@@ -1661,6 +1869,7 @@
           <w:ilvl w:val="1"/>
           <w:numId w:val="3"/>
         </w:numPr>
+        <w:spacing w:after="0" w:line="276" w:lineRule="auto"/>
         <w:rPr>
           <w:rFonts w:ascii="Roboto Mono" w:eastAsia="Roboto Mono" w:hAnsi="Roboto Mono" w:cs="Roboto Mono"/>
         </w:rPr>
@@ -1684,6 +1893,7 @@
           <w:ilvl w:val="1"/>
           <w:numId w:val="3"/>
         </w:numPr>
+        <w:spacing w:after="0" w:line="276" w:lineRule="auto"/>
         <w:rPr>
           <w:rFonts w:ascii="Roboto Mono" w:eastAsia="Roboto Mono" w:hAnsi="Roboto Mono" w:cs="Roboto Mono"/>
         </w:rPr>
@@ -1707,7 +1917,7 @@
           <w:ilvl w:val="1"/>
           <w:numId w:val="3"/>
         </w:numPr>
-        <w:spacing w:after="240"/>
+        <w:spacing w:after="240" w:line="276" w:lineRule="auto"/>
       </w:pPr>
       <w:r>
         <w:rPr>
@@ -1721,7 +1931,7 @@
     </w:p>
     <w:p>
       <w:r>
-        <w:pict w14:anchorId="3D5BC6F5">
+        <w:pict w14:anchorId="08A0647A">
           <v:rect id="_x0000_i1032" style="width:0;height:1.5pt" o:hralign="center" o:hrstd="t" o:hr="t" fillcolor="#a0a0a0" stroked="f"/>
         </w:pict>
       </w:r>
@@ -1751,51 +1961,77 @@
       </w:pPr>
       <w:r>
         <w:rPr>
-          <w:b/>
-          <w:shd w:val="clear" w:color="auto" w:fill="B7B7B7"/>
-        </w:rPr>
-        <w:t># Source</w:t>
-      </w:r>
-      <w:r>
-        <w:rPr>
-          <w:shd w:val="clear" w:color="auto" w:fill="B7B7B7"/>
-        </w:rPr>
-        <w:t xml:space="preserve">: </w:t>
-      </w:r>
-      <w:r>
-        <w:rPr>
-          <w:b/>
-          <w:shd w:val="clear" w:color="auto" w:fill="B7B7B7"/>
-        </w:rPr>
-        <w:t xml:space="preserve">Chatgpt </w:t>
-      </w:r>
-      <w:r>
-        <w:rPr>
-          <w:b/>
-          <w:sz w:val="14"/>
-          <w:szCs w:val="14"/>
-          <w:shd w:val="clear" w:color="auto" w:fill="B7B7B7"/>
-        </w:rPr>
-        <w:t>(GPT</w:t>
-      </w:r>
-      <w:r>
-        <w:rPr>
-          <w:rFonts w:ascii="Cambria Math" w:hAnsi="Cambria Math" w:cs="Cambria Math"/>
-          <w:b/>
-          <w:sz w:val="14"/>
-          <w:szCs w:val="14"/>
-          <w:shd w:val="clear" w:color="auto" w:fill="B7B7B7"/>
+          <w:rFonts w:ascii="Arial" w:eastAsia="Arial" w:hAnsi="Arial" w:cs="Arial"/>
+          <w:b/>
+          <w:color w:val="000000"/>
+          <w:sz w:val="18"/>
+          <w:highlight w:val="lightGray"/>
+        </w:rPr>
+        <w:t># Source: AI Source: Provided by: [Data Path</w:t>
+      </w:r>
+      <w:r>
+        <w:rPr>
+          <w:rFonts w:ascii="Arial" w:eastAsia="Arial" w:hAnsi="Arial" w:cs="Arial"/>
+          <w:color w:val="000000"/>
+          <w:sz w:val="18"/>
+          <w:highlight w:val="lightGray"/>
+        </w:rPr>
+        <w:t xml:space="preserve">: Persons Table -&gt; ID Column: 1, Name_En Column: Motasem Essam] -&gt; </w:t>
+      </w:r>
+      <w:r>
+        <w:rPr>
+          <w:rFonts w:ascii="Arial" w:eastAsia="Arial" w:hAnsi="Arial" w:cs="Arial"/>
+          <w:b/>
+          <w:color w:val="000000"/>
+          <w:sz w:val="18"/>
+          <w:highlight w:val="lightGray"/>
+        </w:rPr>
+        <w:t>From:</w:t>
+      </w:r>
+      <w:r>
+        <w:rPr>
+          <w:rFonts w:ascii="Arial" w:eastAsia="Arial" w:hAnsi="Arial" w:cs="Arial"/>
+          <w:color w:val="000000"/>
+          <w:sz w:val="18"/>
+          <w:highlight w:val="lightGray"/>
+        </w:rPr>
+        <w:t xml:space="preserve"> [Chatgpt (GPT</w:t>
+      </w:r>
+      <w:r>
+        <w:rPr>
+          <w:rFonts w:ascii="Arial" w:eastAsia="Arial" w:hAnsi="Arial" w:cs="Cambria Math"/>
+          <w:color w:val="000000"/>
+          <w:sz w:val="18"/>
+          <w:highlight w:val="lightGray"/>
         </w:rPr>
         <w:t>‑</w:t>
       </w:r>
       <w:r>
         <w:rPr>
-          <w:b/>
-          <w:sz w:val="14"/>
-          <w:szCs w:val="14"/>
-          <w:shd w:val="clear" w:color="auto" w:fill="B7B7B7"/>
-        </w:rPr>
-        <w:t>5 Mini) at [8/18/2025]</w:t>
+          <w:rFonts w:ascii="Arial" w:eastAsia="Arial" w:hAnsi="Arial" w:cs="Arial"/>
+          <w:color w:val="000000"/>
+          <w:sz w:val="18"/>
+          <w:highlight w:val="lightGray"/>
+        </w:rPr>
+        <w:t xml:space="preserve">5 Mini)] </w:t>
+      </w:r>
+      <w:r>
+        <w:rPr>
+          <w:rFonts w:ascii="Arial" w:eastAsia="Arial" w:hAnsi="Arial" w:cs="Arial"/>
+          <w:b/>
+          <w:color w:val="000000"/>
+          <w:sz w:val="18"/>
+          <w:highlight w:val="lightGray"/>
+        </w:rPr>
+        <w:t>on</w:t>
+      </w:r>
+      <w:r>
+        <w:rPr>
+          <w:rFonts w:ascii="Arial" w:eastAsia="Arial" w:hAnsi="Arial"/>
+          <w:sz w:val="18"/>
+          <w:highlight w:val="lightGray"/>
+        </w:rPr>
+        <w:t xml:space="preserve"> [8/18/2025]</w:t>
       </w:r>
     </w:p>
     <w:p>
@@ -1803,9 +2039,8 @@
         <w:rPr>
           <w:noProof/>
         </w:rPr>
-        <w:lastRenderedPageBreak/>
         <w:drawing>
-          <wp:inline distT="114300" distB="114300" distL="114300" distR="114300" wp14:anchorId="088789B0" wp14:editId="52B9E5D3">
+          <wp:inline distT="114300" distB="114300" distL="114300" distR="114300" wp14:anchorId="0C3B5FFC" wp14:editId="5CDDFAD8">
             <wp:extent cx="5943600" cy="2235200"/>
             <wp:effectExtent l="0" t="0" r="0" b="0"/>
             <wp:docPr id="3" name="image8.png"/>
@@ -1950,7 +2185,7 @@
     </w:p>
     <w:p>
       <w:r>
-        <w:pict w14:anchorId="04EC8AC3">
+        <w:pict w14:anchorId="4AED286E">
           <v:rect id="_x0000_i1033" style="width:0;height:1.5pt" o:hralign="center" o:hrstd="t" o:hr="t" fillcolor="#a0a0a0" stroked="f"/>
         </w:pict>
       </w:r>
@@ -1977,51 +2212,77 @@
       </w:pPr>
       <w:r>
         <w:rPr>
-          <w:b/>
-          <w:shd w:val="clear" w:color="auto" w:fill="B7B7B7"/>
-        </w:rPr>
-        <w:t># Source</w:t>
-      </w:r>
-      <w:r>
-        <w:rPr>
-          <w:shd w:val="clear" w:color="auto" w:fill="B7B7B7"/>
-        </w:rPr>
-        <w:t xml:space="preserve">: </w:t>
-      </w:r>
-      <w:r>
-        <w:rPr>
-          <w:b/>
-          <w:shd w:val="clear" w:color="auto" w:fill="B7B7B7"/>
-        </w:rPr>
-        <w:t xml:space="preserve">Chatgpt </w:t>
-      </w:r>
-      <w:r>
-        <w:rPr>
-          <w:b/>
-          <w:sz w:val="14"/>
-          <w:szCs w:val="14"/>
-          <w:shd w:val="clear" w:color="auto" w:fill="B7B7B7"/>
-        </w:rPr>
-        <w:t>(GPT</w:t>
-      </w:r>
-      <w:r>
-        <w:rPr>
-          <w:rFonts w:ascii="Cambria Math" w:hAnsi="Cambria Math" w:cs="Cambria Math"/>
-          <w:b/>
-          <w:sz w:val="14"/>
-          <w:szCs w:val="14"/>
-          <w:shd w:val="clear" w:color="auto" w:fill="B7B7B7"/>
+          <w:rFonts w:ascii="Arial" w:eastAsia="Arial" w:hAnsi="Arial" w:cs="Arial"/>
+          <w:b/>
+          <w:color w:val="000000"/>
+          <w:sz w:val="18"/>
+          <w:highlight w:val="lightGray"/>
+        </w:rPr>
+        <w:t># Source: AI Source: Provided by: [Data Path</w:t>
+      </w:r>
+      <w:r>
+        <w:rPr>
+          <w:rFonts w:ascii="Arial" w:eastAsia="Arial" w:hAnsi="Arial" w:cs="Arial"/>
+          <w:color w:val="000000"/>
+          <w:sz w:val="18"/>
+          <w:highlight w:val="lightGray"/>
+        </w:rPr>
+        <w:t xml:space="preserve">: Persons Table -&gt; ID Column: 1, Name_En Column: Motasem Essam] -&gt; </w:t>
+      </w:r>
+      <w:r>
+        <w:rPr>
+          <w:rFonts w:ascii="Arial" w:eastAsia="Arial" w:hAnsi="Arial" w:cs="Arial"/>
+          <w:b/>
+          <w:color w:val="000000"/>
+          <w:sz w:val="18"/>
+          <w:highlight w:val="lightGray"/>
+        </w:rPr>
+        <w:t>From:</w:t>
+      </w:r>
+      <w:r>
+        <w:rPr>
+          <w:rFonts w:ascii="Arial" w:eastAsia="Arial" w:hAnsi="Arial" w:cs="Arial"/>
+          <w:color w:val="000000"/>
+          <w:sz w:val="18"/>
+          <w:highlight w:val="lightGray"/>
+        </w:rPr>
+        <w:t xml:space="preserve"> [Chatgpt (GPT</w:t>
+      </w:r>
+      <w:r>
+        <w:rPr>
+          <w:rFonts w:ascii="Arial" w:eastAsia="Arial" w:hAnsi="Arial" w:cs="Cambria Math"/>
+          <w:color w:val="000000"/>
+          <w:sz w:val="18"/>
+          <w:highlight w:val="lightGray"/>
         </w:rPr>
         <w:t>‑</w:t>
       </w:r>
       <w:r>
         <w:rPr>
-          <w:b/>
-          <w:sz w:val="14"/>
-          <w:szCs w:val="14"/>
-          <w:shd w:val="clear" w:color="auto" w:fill="B7B7B7"/>
-        </w:rPr>
-        <w:t>5 Mini) at [8/18/2025]</w:t>
+          <w:rFonts w:ascii="Arial" w:eastAsia="Arial" w:hAnsi="Arial" w:cs="Arial"/>
+          <w:color w:val="000000"/>
+          <w:sz w:val="18"/>
+          <w:highlight w:val="lightGray"/>
+        </w:rPr>
+        <w:t xml:space="preserve">5 Mini)] </w:t>
+      </w:r>
+      <w:r>
+        <w:rPr>
+          <w:rFonts w:ascii="Arial" w:eastAsia="Arial" w:hAnsi="Arial" w:cs="Arial"/>
+          <w:b/>
+          <w:color w:val="000000"/>
+          <w:sz w:val="18"/>
+          <w:highlight w:val="lightGray"/>
+        </w:rPr>
+        <w:t>on</w:t>
+      </w:r>
+      <w:r>
+        <w:rPr>
+          <w:rFonts w:ascii="Arial" w:eastAsia="Arial" w:hAnsi="Arial"/>
+          <w:sz w:val="18"/>
+          <w:highlight w:val="lightGray"/>
+        </w:rPr>
+        <w:t xml:space="preserve"> [8/18/2025]</w:t>
       </w:r>
     </w:p>
     <w:p>
@@ -2030,7 +2291,7 @@
           <w:noProof/>
         </w:rPr>
         <w:drawing>
-          <wp:inline distT="114300" distB="114300" distL="114300" distR="114300" wp14:anchorId="40B2B508" wp14:editId="22D7C488">
+          <wp:inline distT="114300" distB="114300" distL="114300" distR="114300" wp14:anchorId="0734D663" wp14:editId="11113FF3">
             <wp:extent cx="5943600" cy="2273300"/>
             <wp:effectExtent l="0" t="0" r="0" b="0"/>
             <wp:docPr id="2" name="image7.png"/>
@@ -2216,7 +2477,6 @@
               <w:rPr>
                 <w:rFonts w:ascii="Roboto Mono" w:eastAsia="Roboto Mono" w:hAnsi="Roboto Mono" w:cs="Roboto Mono"/>
               </w:rPr>
-              <w:lastRenderedPageBreak/>
               <w:t>Total Test Effort</w:t>
             </w:r>
           </w:p>
@@ -2760,7 +3020,7 @@
     </w:tbl>
     <w:p>
       <w:r>
-        <w:pict w14:anchorId="01940195">
+        <w:pict w14:anchorId="5DCF18A7">
           <v:rect id="_x0000_i1034" style="width:0;height:1.5pt" o:hralign="center" o:hrstd="t" o:hr="t" fillcolor="#a0a0a0" stroked="f"/>
         </w:pict>
       </w:r>
@@ -2796,28 +3056,22 @@
     </w:p>
     <w:p>
       <w:r>
-        <w:pict w14:anchorId="260D6116">
+        <w:pict w14:anchorId="6CF1B487">
           <v:rect id="_x0000_i1035" style="width:0;height:1.5pt" o:hralign="center" o:hrstd="t" o:hr="t" fillcolor="#a0a0a0" stroked="f"/>
         </w:pict>
       </w:r>
     </w:p>
+    <w:p/>
     <w:p/>
     <w:p/>
     <w:sectPr>
-      <w:headerReference w:type="default" r:id="rId13"/>
       <w:pgSz w:w="12240" w:h="15840"/>
       <w:pgMar w:top="1440" w:right="1440" w:bottom="1440" w:left="1440" w:header="720" w:footer="720" w:gutter="0"/>
-      <w:pgNumType w:start="1"/>
       <w:cols w:space="720"/>
+      <w:docGrid w:linePitch="360"/>
     </w:sectPr>
   </w:body>
 </w:document>
-</file>
-
-<file path=word/header1.xml><?xml version="1.0" encoding="utf-8"?>
-<w:hdr xmlns:wpc="http://schemas.microsoft.com/office/word/2010/wordprocessingCanvas" xmlns:cx="http://schemas.microsoft.com/office/drawing/2014/chartex" xmlns:cx1="http://schemas.microsoft.com/office/drawing/2015/9/8/chartex" xmlns:cx2="http://schemas.microsoft.com/office/drawing/2015/10/21/chartex" xmlns:cx3="http://schemas.microsoft.com/office/drawing/2016/5/9/chartex" xmlns:cx4="http://schemas.microsoft.com/office/drawing/2016/5/10/chartex" xmlns:cx5="http://schemas.microsoft.com/office/drawing/2016/5/11/chartex" xmlns:cx6="http://schemas.microsoft.com/office/drawing/2016/5/12/chartex" xmlns:cx7="http://schemas.microsoft.com/office/drawing/2016/5/13/chartex" xmlns:cx8="http://schemas.microsoft.com/office/drawing/2016/5/14/chartex" xmlns:mc="http://schemas.openxmlformats.org/markup-compatibility/2006" xmlns:aink="http://schemas.microsoft.com/office/drawing/2016/ink" xmlns:am3d="http://schemas.microsoft.com/office/drawing/2017/model3d" xmlns:o="urn:schemas-microsoft-com:office:office" xmlns:oel="http://schemas.microsoft.com/office/2019/extlst" xmlns:r="http://schemas.openxmlformats.org/officeDocument/2006/relationships" xmlns:m="http://schemas.openxmlformats.org/officeDocument/2006/math" xmlns:v="urn:schemas-microsoft-com:vml" xmlns:wp14="http://schemas.microsoft.com/office/word/2010/wordprocessingDrawing" xmlns:wp="http://schemas.openxmlformats.org/drawingml/2006/wordprocessingDrawing" xmlns:w10="urn:schemas-microsoft-com:office:word" xmlns:w="http://schemas.openxmlformats.org/wordprocessingml/2006/main" xmlns:w14="http://schemas.microsoft.com/office/word/2010/wordml" xmlns:w15="http://schemas.microsoft.com/office/word/2012/wordml" xmlns:w16cex="http://schemas.microsoft.com/office/word/2018/wordml/cex" xmlns:w16cid="http://schemas.microsoft.com/office/word/2016/wordml/cid" xmlns:w16="http://schemas.microsoft.com/office/word/2018/wordml" xmlns:w16du="http://schemas.microsoft.com/office/word/2023/wordml/word16du" xmlns:w16sdtdh="http://schemas.microsoft.com/office/word/2020/wordml/sdtdatahash" xmlns:w16sdtfl="http://schemas.microsoft.com/office/word/2024/wordml/sdtformatlock" xmlns:w16se="http://schemas.microsoft.com/office/word/2015/wordml/symex" xmlns:wpg="http://schemas.microsoft.com/office/word/2010/wordprocessingGroup" xmlns:wpi="http://schemas.microsoft.com/office/word/2010/wordprocessingInk" xmlns:wne="http://schemas.microsoft.com/office/word/2006/wordml" xmlns:wps="http://schemas.microsoft.com/office/word/2010/wordprocessingShape" mc:Ignorable="w14 w15 w16se w16cid w16 w16cex w16sdtdh w16sdtfl w16du wp14">
-  <w:p/>
-</w:hdr>
 </file>
 
 <file path=word/numbering.xml><?xml version="1.0" encoding="utf-8"?>
@@ -4153,18 +4407,6 @@
   <w:style w:type="paragraph" w:default="1" w:styleId="Normal">
     <w:name w:val="Normal"/>
     <w:qFormat/>
-    <w:rsid w:val="000C5297"/>
-    <w:pPr>
-      <w:spacing w:after="0" w:line="276" w:lineRule="auto"/>
-    </w:pPr>
-    <w:rPr>
-      <w:rFonts w:ascii="Arial" w:eastAsia="Arial" w:hAnsi="Arial" w:cs="Arial"/>
-      <w:kern w:val="0"/>
-      <w:sz w:val="22"/>
-      <w:szCs w:val="22"/>
-      <w:lang w:val="en"/>
-      <w14:ligatures w14:val="none"/>
-    </w:rPr>
   </w:style>
   <w:style w:type="paragraph" w:styleId="Heading1">
     <w:name w:val="heading 1"/>
@@ -4173,7 +4415,7 @@
     <w:link w:val="Heading1Char"/>
     <w:uiPriority w:val="9"/>
     <w:qFormat/>
-    <w:rsid w:val="00577701"/>
+    <w:rsid w:val="00D3130E"/>
     <w:pPr>
       <w:keepNext/>
       <w:keepLines/>
@@ -4195,7 +4437,7 @@
     <w:uiPriority w:val="9"/>
     <w:unhideWhenUsed/>
     <w:qFormat/>
-    <w:rsid w:val="00577701"/>
+    <w:rsid w:val="00D3130E"/>
     <w:pPr>
       <w:keepNext/>
       <w:keepLines/>
@@ -4217,7 +4459,7 @@
     <w:uiPriority w:val="9"/>
     <w:unhideWhenUsed/>
     <w:qFormat/>
-    <w:rsid w:val="00577701"/>
+    <w:rsid w:val="00D3130E"/>
     <w:pPr>
       <w:keepNext/>
       <w:keepLines/>
@@ -4240,7 +4482,7 @@
     <w:semiHidden/>
     <w:unhideWhenUsed/>
     <w:qFormat/>
-    <w:rsid w:val="00577701"/>
+    <w:rsid w:val="00D3130E"/>
     <w:pPr>
       <w:keepNext/>
       <w:keepLines/>
@@ -4263,7 +4505,7 @@
     <w:semiHidden/>
     <w:unhideWhenUsed/>
     <w:qFormat/>
-    <w:rsid w:val="00577701"/>
+    <w:rsid w:val="00D3130E"/>
     <w:pPr>
       <w:keepNext/>
       <w:keepLines/>
@@ -4284,11 +4526,11 @@
     <w:semiHidden/>
     <w:unhideWhenUsed/>
     <w:qFormat/>
-    <w:rsid w:val="00577701"/>
+    <w:rsid w:val="00D3130E"/>
     <w:pPr>
       <w:keepNext/>
       <w:keepLines/>
-      <w:spacing w:before="40"/>
+      <w:spacing w:before="40" w:after="0"/>
       <w:outlineLvl w:val="5"/>
     </w:pPr>
     <w:rPr>
@@ -4307,11 +4549,11 @@
     <w:semiHidden/>
     <w:unhideWhenUsed/>
     <w:qFormat/>
-    <w:rsid w:val="00577701"/>
+    <w:rsid w:val="00D3130E"/>
     <w:pPr>
       <w:keepNext/>
       <w:keepLines/>
-      <w:spacing w:before="40"/>
+      <w:spacing w:before="40" w:after="0"/>
       <w:outlineLvl w:val="6"/>
     </w:pPr>
     <w:rPr>
@@ -4328,10 +4570,11 @@
     <w:semiHidden/>
     <w:unhideWhenUsed/>
     <w:qFormat/>
-    <w:rsid w:val="00577701"/>
+    <w:rsid w:val="00D3130E"/>
     <w:pPr>
       <w:keepNext/>
       <w:keepLines/>
+      <w:spacing w:after="0"/>
       <w:outlineLvl w:val="7"/>
     </w:pPr>
     <w:rPr>
@@ -4350,10 +4593,11 @@
     <w:semiHidden/>
     <w:unhideWhenUsed/>
     <w:qFormat/>
-    <w:rsid w:val="00577701"/>
+    <w:rsid w:val="00D3130E"/>
     <w:pPr>
       <w:keepNext/>
       <w:keepLines/>
+      <w:spacing w:after="0"/>
       <w:outlineLvl w:val="8"/>
     </w:pPr>
     <w:rPr>
@@ -4393,7 +4637,7 @@
     <w:basedOn w:val="DefaultParagraphFont"/>
     <w:link w:val="Heading1"/>
     <w:uiPriority w:val="9"/>
-    <w:rsid w:val="00577701"/>
+    <w:rsid w:val="00D3130E"/>
     <w:rPr>
       <w:rFonts w:asciiTheme="majorHAnsi" w:eastAsiaTheme="majorEastAsia" w:hAnsiTheme="majorHAnsi" w:cstheme="majorBidi"/>
       <w:color w:val="2F5496" w:themeColor="accent1" w:themeShade="BF"/>
@@ -4406,7 +4650,7 @@
     <w:basedOn w:val="DefaultParagraphFont"/>
     <w:link w:val="Heading2"/>
     <w:uiPriority w:val="9"/>
-    <w:rsid w:val="00577701"/>
+    <w:rsid w:val="00D3130E"/>
     <w:rPr>
       <w:rFonts w:asciiTheme="majorHAnsi" w:eastAsiaTheme="majorEastAsia" w:hAnsiTheme="majorHAnsi" w:cstheme="majorBidi"/>
       <w:color w:val="2F5496" w:themeColor="accent1" w:themeShade="BF"/>
@@ -4419,7 +4663,7 @@
     <w:basedOn w:val="DefaultParagraphFont"/>
     <w:link w:val="Heading3"/>
     <w:uiPriority w:val="9"/>
-    <w:rsid w:val="00577701"/>
+    <w:rsid w:val="00D3130E"/>
     <w:rPr>
       <w:rFonts w:eastAsiaTheme="majorEastAsia" w:cstheme="majorBidi"/>
       <w:color w:val="2F5496" w:themeColor="accent1" w:themeShade="BF"/>
@@ -4433,7 +4677,7 @@
     <w:link w:val="Heading4"/>
     <w:uiPriority w:val="9"/>
     <w:semiHidden/>
-    <w:rsid w:val="00577701"/>
+    <w:rsid w:val="00D3130E"/>
     <w:rPr>
       <w:rFonts w:eastAsiaTheme="majorEastAsia" w:cstheme="majorBidi"/>
       <w:i/>
@@ -4447,7 +4691,7 @@
     <w:link w:val="Heading5"/>
     <w:uiPriority w:val="9"/>
     <w:semiHidden/>
-    <w:rsid w:val="00577701"/>
+    <w:rsid w:val="00D3130E"/>
     <w:rPr>
       <w:rFonts w:eastAsiaTheme="majorEastAsia" w:cstheme="majorBidi"/>
       <w:color w:val="2F5496" w:themeColor="accent1" w:themeShade="BF"/>
@@ -4459,7 +4703,7 @@
     <w:link w:val="Heading6"/>
     <w:uiPriority w:val="9"/>
     <w:semiHidden/>
-    <w:rsid w:val="00577701"/>
+    <w:rsid w:val="00D3130E"/>
     <w:rPr>
       <w:rFonts w:eastAsiaTheme="majorEastAsia" w:cstheme="majorBidi"/>
       <w:i/>
@@ -4473,7 +4717,7 @@
     <w:link w:val="Heading7"/>
     <w:uiPriority w:val="9"/>
     <w:semiHidden/>
-    <w:rsid w:val="00577701"/>
+    <w:rsid w:val="00D3130E"/>
     <w:rPr>
       <w:rFonts w:eastAsiaTheme="majorEastAsia" w:cstheme="majorBidi"/>
       <w:color w:val="595959" w:themeColor="text1" w:themeTint="A6"/>
@@ -4485,7 +4729,7 @@
     <w:link w:val="Heading8"/>
     <w:uiPriority w:val="9"/>
     <w:semiHidden/>
-    <w:rsid w:val="00577701"/>
+    <w:rsid w:val="00D3130E"/>
     <w:rPr>
       <w:rFonts w:eastAsiaTheme="majorEastAsia" w:cstheme="majorBidi"/>
       <w:i/>
@@ -4499,7 +4743,7 @@
     <w:link w:val="Heading9"/>
     <w:uiPriority w:val="9"/>
     <w:semiHidden/>
-    <w:rsid w:val="00577701"/>
+    <w:rsid w:val="00D3130E"/>
     <w:rPr>
       <w:rFonts w:eastAsiaTheme="majorEastAsia" w:cstheme="majorBidi"/>
       <w:color w:val="272727" w:themeColor="text1" w:themeTint="D8"/>
@@ -4512,7 +4756,7 @@
     <w:link w:val="TitleChar"/>
     <w:uiPriority w:val="10"/>
     <w:qFormat/>
-    <w:rsid w:val="00577701"/>
+    <w:rsid w:val="00D3130E"/>
     <w:pPr>
       <w:spacing w:after="80" w:line="240" w:lineRule="auto"/>
       <w:contextualSpacing/>
@@ -4530,7 +4774,7 @@
     <w:basedOn w:val="DefaultParagraphFont"/>
     <w:link w:val="Title"/>
     <w:uiPriority w:val="10"/>
-    <w:rsid w:val="00577701"/>
+    <w:rsid w:val="00D3130E"/>
     <w:rPr>
       <w:rFonts w:asciiTheme="majorHAnsi" w:eastAsiaTheme="majorEastAsia" w:hAnsiTheme="majorHAnsi" w:cstheme="majorBidi"/>
       <w:spacing w:val="-10"/>
@@ -4546,7 +4790,7 @@
     <w:link w:val="SubtitleChar"/>
     <w:uiPriority w:val="11"/>
     <w:qFormat/>
-    <w:rsid w:val="00577701"/>
+    <w:rsid w:val="00D3130E"/>
     <w:pPr>
       <w:numPr>
         <w:ilvl w:val="1"/>
@@ -4565,7 +4809,7 @@
     <w:basedOn w:val="DefaultParagraphFont"/>
     <w:link w:val="Subtitle"/>
     <w:uiPriority w:val="11"/>
-    <w:rsid w:val="00577701"/>
+    <w:rsid w:val="00D3130E"/>
     <w:rPr>
       <w:rFonts w:eastAsiaTheme="majorEastAsia" w:cstheme="majorBidi"/>
       <w:color w:val="595959" w:themeColor="text1" w:themeTint="A6"/>
@@ -4581,7 +4825,7 @@
     <w:link w:val="QuoteChar"/>
     <w:uiPriority w:val="29"/>
     <w:qFormat/>
-    <w:rsid w:val="00577701"/>
+    <w:rsid w:val="00D3130E"/>
     <w:pPr>
       <w:spacing w:before="160"/>
       <w:jc w:val="center"/>
@@ -4597,7 +4841,7 @@
     <w:basedOn w:val="DefaultParagraphFont"/>
     <w:link w:val="Quote"/>
     <w:uiPriority w:val="29"/>
-    <w:rsid w:val="00577701"/>
+    <w:rsid w:val="00D3130E"/>
     <w:rPr>
       <w:i/>
       <w:iCs/>
@@ -4609,7 +4853,7 @@
     <w:basedOn w:val="Normal"/>
     <w:uiPriority w:val="34"/>
     <w:qFormat/>
-    <w:rsid w:val="00577701"/>
+    <w:rsid w:val="00D3130E"/>
     <w:pPr>
       <w:ind w:left="720"/>
       <w:contextualSpacing/>
@@ -4620,7 +4864,7 @@
     <w:basedOn w:val="DefaultParagraphFont"/>
     <w:uiPriority w:val="21"/>
     <w:qFormat/>
-    <w:rsid w:val="00577701"/>
+    <w:rsid w:val="00D3130E"/>
     <w:rPr>
       <w:i/>
       <w:iCs/>
@@ -4634,7 +4878,7 @@
     <w:link w:val="IntenseQuoteChar"/>
     <w:uiPriority w:val="30"/>
     <w:qFormat/>
-    <w:rsid w:val="00577701"/>
+    <w:rsid w:val="00D3130E"/>
     <w:pPr>
       <w:pBdr>
         <w:top w:val="single" w:sz="4" w:space="10" w:color="2F5496" w:themeColor="accent1" w:themeShade="BF"/>
@@ -4655,7 +4899,7 @@
     <w:basedOn w:val="DefaultParagraphFont"/>
     <w:link w:val="IntenseQuote"/>
     <w:uiPriority w:val="30"/>
-    <w:rsid w:val="00577701"/>
+    <w:rsid w:val="00D3130E"/>
     <w:rPr>
       <w:i/>
       <w:iCs/>
@@ -4667,7 +4911,7 @@
     <w:basedOn w:val="DefaultParagraphFont"/>
     <w:uiPriority w:val="32"/>
     <w:qFormat/>
-    <w:rsid w:val="00577701"/>
+    <w:rsid w:val="00D3130E"/>
     <w:rPr>
       <w:b/>
       <w:bCs/>
